--- a/L0224022_B_Responsi1_IPBD.docx
+++ b/L0224022_B_Responsi1_IPBD.docx
@@ -7,17 +7,20 @@
         <w:jc w:val="center"/>
         <w:rPr>
           <w:b/>
+          <w:lang w:val="de-DE"/>
         </w:rPr>
       </w:pPr>
       <w:r>
         <w:rPr>
           <w:b/>
+          <w:lang w:val="de-DE"/>
         </w:rPr>
         <w:t>RESPONSI</w:t>
       </w:r>
       <w:r>
         <w:rPr>
           <w:b/>
+          <w:lang w:val="de-DE"/>
         </w:rPr>
         <w:t xml:space="preserve"> TENGAH SEMESTER</w:t>
       </w:r>
@@ -27,17 +30,20 @@
         <w:jc w:val="center"/>
         <w:rPr>
           <w:b/>
+          <w:lang w:val="de-DE"/>
         </w:rPr>
       </w:pPr>
       <w:r>
         <w:rPr>
           <w:b/>
+          <w:lang w:val="de-DE"/>
         </w:rPr>
         <w:t xml:space="preserve">PRAKTIKUM </w:t>
       </w:r>
       <w:r>
         <w:rPr>
           <w:b/>
+          <w:lang w:val="de-DE"/>
         </w:rPr>
         <w:t>INFRASTRUKTUR DAN PLATFORM BIG DATA</w:t>
       </w:r>
@@ -159,16 +165,8 @@
               <w:rPr>
                 <w:color w:val="000000"/>
               </w:rPr>
-              <w:t xml:space="preserve"> </w:t>
-            </w:r>
-            <w:proofErr w:type="spellStart"/>
-            <w:r>
-              <w:rPr>
-                <w:color w:val="000000"/>
-              </w:rPr>
-              <w:t>Lengkap</w:t>
-            </w:r>
-            <w:proofErr w:type="spellEnd"/>
+              <w:t xml:space="preserve"> Lengkap</w:t>
+            </w:r>
           </w:p>
         </w:tc>
         <w:tc>
@@ -220,6 +218,13 @@
                 <w:color w:val="000000"/>
               </w:rPr>
             </w:pPr>
+            <w:r>
+              <w:rPr>
+                <w:iCs/>
+                <w:color w:val="000000"/>
+              </w:rPr>
+              <w:t>Stefani Ayudya Prasetyo</w:t>
+            </w:r>
           </w:p>
         </w:tc>
       </w:tr>
@@ -303,7 +308,14 @@
                 <w:iCs/>
                 <w:color w:val="000000"/>
               </w:rPr>
-              <w:t>L02240XX</w:t>
+              <w:t>L0224</w:t>
+            </w:r>
+            <w:r>
+              <w:rPr>
+                <w:iCs/>
+                <w:color w:val="000000"/>
+              </w:rPr>
+              <w:t>011</w:t>
             </w:r>
           </w:p>
         </w:tc>
@@ -328,14 +340,12 @@
                 <w:color w:val="000000"/>
               </w:rPr>
             </w:pPr>
-            <w:proofErr w:type="spellStart"/>
             <w:r>
               <w:rPr>
                 <w:color w:val="000000"/>
               </w:rPr>
               <w:t>Kelas</w:t>
             </w:r>
-            <w:proofErr w:type="spellEnd"/>
           </w:p>
         </w:tc>
         <w:tc>
@@ -390,7 +400,7 @@
                 <w:iCs/>
                 <w:color w:val="000000"/>
               </w:rPr>
-              <w:t>A/B</w:t>
+              <w:t>B</w:t>
             </w:r>
             <w:r>
               <w:rPr>
@@ -426,16 +436,8 @@
               <w:rPr>
                 <w:color w:val="000000"/>
               </w:rPr>
-              <w:t xml:space="preserve">Link </w:t>
-            </w:r>
-            <w:proofErr w:type="spellStart"/>
-            <w:r>
-              <w:rPr>
-                <w:color w:val="000000"/>
-              </w:rPr>
-              <w:t>Repositori</w:t>
-            </w:r>
-            <w:proofErr w:type="spellEnd"/>
+              <w:t>Link Repositori</w:t>
+            </w:r>
           </w:p>
         </w:tc>
         <w:tc>
@@ -668,74 +670,80 @@
           </w:p>
           <w:p>
             <w:pPr>
-              <w:widowControl w:val="0"/>
-              <w:pBdr>
-                <w:top w:val="nil"/>
-                <w:left w:val="nil"/>
-                <w:bottom w:val="nil"/>
-                <w:right w:val="nil"/>
-                <w:between w:val="nil"/>
-              </w:pBdr>
+              <w:pStyle w:val="ListParagraph"/>
+              <w:widowControl w:val="0"/>
+              <w:numPr>
+                <w:ilvl w:val="1"/>
+                <w:numId w:val="14"/>
+              </w:numPr>
+              <w:pBdr>
+                <w:top w:val="nil"/>
+                <w:left w:val="nil"/>
+                <w:bottom w:val="nil"/>
+                <w:right w:val="nil"/>
+                <w:between w:val="nil"/>
+              </w:pBdr>
+              <w:rPr>
+                <w:i/>
+                <w:color w:val="000000"/>
+              </w:rPr>
+            </w:pPr>
+            <w:r>
               <w:rPr>
                 <w:iCs/>
                 <w:color w:val="000000"/>
               </w:rPr>
-            </w:pPr>
-            <w:r>
+              <w:t xml:space="preserve">Terminal Editor selama Proses </w:t>
+            </w:r>
+            <w:r>
+              <w:rPr>
+                <w:i/>
+                <w:color w:val="000000"/>
+              </w:rPr>
+              <w:t>Scrape</w:t>
+            </w:r>
+          </w:p>
+          <w:p>
+            <w:pPr>
+              <w:pStyle w:val="ListParagraph"/>
+              <w:widowControl w:val="0"/>
+              <w:numPr>
+                <w:ilvl w:val="0"/>
+                <w:numId w:val="15"/>
+              </w:numPr>
+              <w:pBdr>
+                <w:top w:val="nil"/>
+                <w:left w:val="nil"/>
+                <w:bottom w:val="nil"/>
+                <w:right w:val="nil"/>
+                <w:between w:val="nil"/>
+              </w:pBdr>
               <w:rPr>
                 <w:iCs/>
                 <w:color w:val="000000"/>
-              </w:rPr>
-              <w:t xml:space="preserve">1.1 </w:t>
-            </w:r>
+                <w:lang w:val="de-DE"/>
+              </w:rPr>
+            </w:pPr>
             <w:r>
               <w:rPr>
                 <w:iCs/>
                 <w:color w:val="000000"/>
-              </w:rPr>
-              <w:t xml:space="preserve">Terminal Editor </w:t>
-            </w:r>
-            <w:proofErr w:type="spellStart"/>
-            <w:r>
-              <w:rPr>
-                <w:iCs/>
-                <w:color w:val="000000"/>
-              </w:rPr>
-              <w:t>selama</w:t>
-            </w:r>
-            <w:proofErr w:type="spellEnd"/>
-            <w:r>
-              <w:rPr>
-                <w:iCs/>
-                <w:color w:val="000000"/>
-              </w:rPr>
-              <w:t xml:space="preserve"> </w:t>
-            </w:r>
-            <w:r>
-              <w:rPr>
-                <w:iCs/>
-                <w:color w:val="000000"/>
-              </w:rPr>
-              <w:t xml:space="preserve">Proses </w:t>
-            </w:r>
-            <w:r>
-              <w:rPr>
-                <w:i/>
-                <w:color w:val="000000"/>
-              </w:rPr>
-              <w:t>Scrape</w:t>
-            </w:r>
-          </w:p>
-          <w:p>
-            <w:pPr>
-              <w:widowControl w:val="0"/>
-              <w:pBdr>
-                <w:top w:val="nil"/>
-                <w:left w:val="nil"/>
-                <w:bottom w:val="nil"/>
-                <w:right w:val="nil"/>
-                <w:between w:val="nil"/>
-              </w:pBdr>
+                <w:lang w:val="de-DE"/>
+              </w:rPr>
+              <w:t xml:space="preserve">Masuk otomatis ke dalam web </w:t>
+            </w:r>
+          </w:p>
+          <w:p>
+            <w:pPr>
+              <w:widowControl w:val="0"/>
+              <w:pBdr>
+                <w:top w:val="nil"/>
+                <w:left w:val="nil"/>
+                <w:bottom w:val="nil"/>
+                <w:right w:val="nil"/>
+                <w:between w:val="nil"/>
+              </w:pBdr>
+              <w:ind w:left="653"/>
               <w:rPr>
                 <w:i/>
                 <w:color w:val="808080" w:themeColor="background1" w:themeShade="80"/>
@@ -744,289 +752,292 @@
             <w:r>
               <w:rPr>
                 <w:i/>
+                <w:noProof/>
                 <w:color w:val="808080" w:themeColor="background1" w:themeShade="80"/>
               </w:rPr>
-              <w:t>(</w:t>
-            </w:r>
-            <w:proofErr w:type="spellStart"/>
-            <w:r>
+              <w:drawing>
+                <wp:inline distT="0" distB="0" distL="0" distR="0" wp14:anchorId="139EA5E9" wp14:editId="6AB91CCE">
+                  <wp:extent cx="3776353" cy="2709922"/>
+                  <wp:effectExtent l="0" t="0" r="0" b="0"/>
+                  <wp:docPr id="1362372716" name="Picture 1"/>
+                  <wp:cNvGraphicFramePr>
+                    <a:graphicFrameLocks xmlns:a="http://schemas.openxmlformats.org/drawingml/2006/main" noChangeAspect="1"/>
+                  </wp:cNvGraphicFramePr>
+                  <a:graphic xmlns:a="http://schemas.openxmlformats.org/drawingml/2006/main">
+                    <a:graphicData uri="http://schemas.openxmlformats.org/drawingml/2006/picture">
+                      <pic:pic xmlns:pic="http://schemas.openxmlformats.org/drawingml/2006/picture">
+                        <pic:nvPicPr>
+                          <pic:cNvPr id="1362372716" name="Picture 1362372716"/>
+                          <pic:cNvPicPr/>
+                        </pic:nvPicPr>
+                        <pic:blipFill>
+                          <a:blip r:embed="rId8" cstate="print">
+                            <a:extLst>
+                              <a:ext uri="{28A0092B-C50C-407E-A947-70E740481C1C}">
+                                <a14:useLocalDpi xmlns:a14="http://schemas.microsoft.com/office/drawing/2010/main" val="0"/>
+                              </a:ext>
+                            </a:extLst>
+                          </a:blip>
+                          <a:stretch>
+                            <a:fillRect/>
+                          </a:stretch>
+                        </pic:blipFill>
+                        <pic:spPr>
+                          <a:xfrm>
+                            <a:off x="0" y="0"/>
+                            <a:ext cx="3800757" cy="2727434"/>
+                          </a:xfrm>
+                          <a:prstGeom prst="rect">
+                            <a:avLst/>
+                          </a:prstGeom>
+                        </pic:spPr>
+                      </pic:pic>
+                    </a:graphicData>
+                  </a:graphic>
+                </wp:inline>
+              </w:drawing>
+            </w:r>
+          </w:p>
+          <w:p>
+            <w:pPr>
+              <w:widowControl w:val="0"/>
+              <w:pBdr>
+                <w:top w:val="nil"/>
+                <w:left w:val="nil"/>
+                <w:bottom w:val="nil"/>
+                <w:right w:val="nil"/>
+                <w:between w:val="nil"/>
+              </w:pBdr>
               <w:rPr>
                 <w:i/>
                 <w:color w:val="808080" w:themeColor="background1" w:themeShade="80"/>
               </w:rPr>
-              <w:t>foto</w:t>
-            </w:r>
-            <w:proofErr w:type="spellEnd"/>
+            </w:pPr>
+          </w:p>
+          <w:p>
+            <w:pPr>
+              <w:pStyle w:val="ListParagraph"/>
+              <w:widowControl w:val="0"/>
+              <w:numPr>
+                <w:ilvl w:val="0"/>
+                <w:numId w:val="15"/>
+              </w:numPr>
+              <w:pBdr>
+                <w:top w:val="nil"/>
+                <w:left w:val="nil"/>
+                <w:bottom w:val="nil"/>
+                <w:right w:val="nil"/>
+                <w:between w:val="nil"/>
+              </w:pBdr>
+              <w:rPr>
+                <w:iCs/>
+                <w:color w:val="808080" w:themeColor="background1" w:themeShade="80"/>
+              </w:rPr>
+            </w:pPr>
+            <w:r>
+              <w:rPr>
+                <w:iCs/>
+              </w:rPr>
+              <w:t>Data berhasil di scrape</w:t>
+            </w:r>
+          </w:p>
+          <w:p>
+            <w:pPr>
+              <w:widowControl w:val="0"/>
+              <w:pBdr>
+                <w:top w:val="nil"/>
+                <w:left w:val="nil"/>
+                <w:bottom w:val="nil"/>
+                <w:right w:val="nil"/>
+                <w:between w:val="nil"/>
+              </w:pBdr>
+              <w:ind w:left="653"/>
+              <w:rPr>
+                <w:iCs/>
+                <w:color w:val="808080" w:themeColor="background1" w:themeShade="80"/>
+              </w:rPr>
+            </w:pPr>
+            <w:r>
+              <w:rPr>
+                <w:iCs/>
+                <w:color w:val="808080" w:themeColor="background1" w:themeShade="80"/>
+              </w:rPr>
+              <w:drawing>
+                <wp:inline distT="0" distB="0" distL="0" distR="0" wp14:anchorId="5611FB9F" wp14:editId="59CC3ADE">
+                  <wp:extent cx="4429496" cy="334520"/>
+                  <wp:effectExtent l="0" t="0" r="0" b="8890"/>
+                  <wp:docPr id="486580360" name="Picture 1"/>
+                  <wp:cNvGraphicFramePr>
+                    <a:graphicFrameLocks xmlns:a="http://schemas.openxmlformats.org/drawingml/2006/main" noChangeAspect="1"/>
+                  </wp:cNvGraphicFramePr>
+                  <a:graphic xmlns:a="http://schemas.openxmlformats.org/drawingml/2006/main">
+                    <a:graphicData uri="http://schemas.openxmlformats.org/drawingml/2006/picture">
+                      <pic:pic xmlns:pic="http://schemas.openxmlformats.org/drawingml/2006/picture">
+                        <pic:nvPicPr>
+                          <pic:cNvPr id="486580360" name=""/>
+                          <pic:cNvPicPr/>
+                        </pic:nvPicPr>
+                        <pic:blipFill>
+                          <a:blip r:embed="rId9"/>
+                          <a:stretch>
+                            <a:fillRect/>
+                          </a:stretch>
+                        </pic:blipFill>
+                        <pic:spPr>
+                          <a:xfrm>
+                            <a:off x="0" y="0"/>
+                            <a:ext cx="4450317" cy="336092"/>
+                          </a:xfrm>
+                          <a:prstGeom prst="rect">
+                            <a:avLst/>
+                          </a:prstGeom>
+                        </pic:spPr>
+                      </pic:pic>
+                    </a:graphicData>
+                  </a:graphic>
+                </wp:inline>
+              </w:drawing>
+            </w:r>
+          </w:p>
+          <w:p>
+            <w:pPr>
+              <w:widowControl w:val="0"/>
+              <w:pBdr>
+                <w:top w:val="nil"/>
+                <w:left w:val="nil"/>
+                <w:bottom w:val="nil"/>
+                <w:right w:val="nil"/>
+                <w:between w:val="nil"/>
+              </w:pBdr>
+              <w:rPr>
+                <w:iCs/>
+                <w:color w:val="000000"/>
+              </w:rPr>
+            </w:pPr>
+          </w:p>
+          <w:p>
+            <w:pPr>
+              <w:widowControl w:val="0"/>
+              <w:pBdr>
+                <w:top w:val="nil"/>
+                <w:left w:val="nil"/>
+                <w:bottom w:val="nil"/>
+                <w:right w:val="nil"/>
+                <w:between w:val="nil"/>
+              </w:pBdr>
+              <w:rPr>
+                <w:iCs/>
+                <w:color w:val="000000"/>
+                <w:lang w:val="en-ID"/>
+              </w:rPr>
+            </w:pPr>
+            <w:r>
+              <w:rPr>
+                <w:iCs/>
+                <w:color w:val="000000"/>
+                <w:lang w:val="en-ID"/>
+              </w:rPr>
+              <w:t xml:space="preserve">1.2 Isi File Hasil </w:t>
+            </w:r>
+            <w:r>
+              <w:rPr>
+                <w:i/>
+                <w:color w:val="000000"/>
+                <w:lang w:val="en-ID"/>
+              </w:rPr>
+              <w:t>Scrape</w:t>
+            </w:r>
+            <w:r>
+              <w:rPr>
+                <w:iCs/>
+                <w:color w:val="000000"/>
+                <w:lang w:val="en-ID"/>
+              </w:rPr>
+              <w:t xml:space="preserve"> dari </w:t>
+            </w:r>
+            <w:r>
+              <w:rPr>
+                <w:iCs/>
+                <w:color w:val="000000"/>
+                <w:lang w:val="en-ID"/>
+              </w:rPr>
+              <w:t xml:space="preserve">API </w:t>
+            </w:r>
+            <w:r>
+              <w:rPr>
+                <w:iCs/>
+                <w:color w:val="000000"/>
+                <w:lang w:val="en-ID"/>
+              </w:rPr>
+              <w:t>Endpoint GET</w:t>
+            </w:r>
+            <w:r>
+              <w:rPr>
+                <w:iCs/>
+                <w:color w:val="000000"/>
+                <w:lang w:val="en-ID"/>
+              </w:rPr>
+              <w:t>/articles</w:t>
+            </w:r>
+          </w:p>
+          <w:p>
+            <w:pPr>
+              <w:widowControl w:val="0"/>
+              <w:pBdr>
+                <w:top w:val="nil"/>
+                <w:left w:val="nil"/>
+                <w:bottom w:val="nil"/>
+                <w:right w:val="nil"/>
+                <w:between w:val="nil"/>
+              </w:pBdr>
+              <w:ind w:left="517"/>
+              <w:rPr>
+                <w:iCs/>
+                <w:color w:val="000000"/>
+              </w:rPr>
+            </w:pPr>
             <w:r>
               <w:rPr>
                 <w:i/>
                 <w:color w:val="808080" w:themeColor="background1" w:themeShade="80"/>
               </w:rPr>
-              <w:t xml:space="preserve"> ss proses scrape</w:t>
-            </w:r>
-            <w:r>
-              <w:rPr>
-                <w:i/>
-                <w:color w:val="808080" w:themeColor="background1" w:themeShade="80"/>
-              </w:rPr>
-              <w:t>)</w:t>
-            </w:r>
-          </w:p>
-          <w:p>
-            <w:pPr>
-              <w:widowControl w:val="0"/>
-              <w:pBdr>
-                <w:top w:val="nil"/>
-                <w:left w:val="nil"/>
-                <w:bottom w:val="nil"/>
-                <w:right w:val="nil"/>
-                <w:between w:val="nil"/>
-              </w:pBdr>
-              <w:rPr>
-                <w:iCs/>
-                <w:color w:val="000000"/>
-              </w:rPr>
-            </w:pPr>
-          </w:p>
-          <w:p>
-            <w:pPr>
-              <w:widowControl w:val="0"/>
-              <w:pBdr>
-                <w:top w:val="nil"/>
-                <w:left w:val="nil"/>
-                <w:bottom w:val="nil"/>
-                <w:right w:val="nil"/>
-                <w:between w:val="nil"/>
-              </w:pBdr>
-              <w:rPr>
-                <w:iCs/>
-                <w:color w:val="000000"/>
-              </w:rPr>
-            </w:pPr>
-          </w:p>
-          <w:p>
-            <w:pPr>
-              <w:widowControl w:val="0"/>
-              <w:pBdr>
-                <w:top w:val="nil"/>
-                <w:left w:val="nil"/>
-                <w:bottom w:val="nil"/>
-                <w:right w:val="nil"/>
-                <w:between w:val="nil"/>
-              </w:pBdr>
-              <w:rPr>
-                <w:iCs/>
-                <w:color w:val="000000"/>
-                <w:lang w:val="en-ID"/>
-              </w:rPr>
-            </w:pPr>
-            <w:r>
-              <w:rPr>
-                <w:iCs/>
-                <w:color w:val="000000"/>
-                <w:lang w:val="en-ID"/>
-              </w:rPr>
-              <w:t>1.</w:t>
-            </w:r>
-            <w:r>
-              <w:rPr>
-                <w:iCs/>
-                <w:color w:val="000000"/>
-                <w:lang w:val="en-ID"/>
-              </w:rPr>
-              <w:t>2</w:t>
-            </w:r>
-            <w:r>
-              <w:rPr>
-                <w:iCs/>
-                <w:color w:val="000000"/>
-                <w:lang w:val="en-ID"/>
-              </w:rPr>
-              <w:t xml:space="preserve"> </w:t>
-            </w:r>
-            <w:r>
-              <w:rPr>
-                <w:iCs/>
-                <w:color w:val="000000"/>
-                <w:lang w:val="en-ID"/>
-              </w:rPr>
-              <w:t xml:space="preserve">Isi File Hasil </w:t>
-            </w:r>
-            <w:r>
-              <w:rPr>
-                <w:i/>
-                <w:color w:val="000000"/>
-                <w:lang w:val="en-ID"/>
-              </w:rPr>
-              <w:t>Scrape</w:t>
-            </w:r>
-            <w:r>
-              <w:rPr>
-                <w:iCs/>
-                <w:color w:val="000000"/>
-                <w:lang w:val="en-ID"/>
-              </w:rPr>
-              <w:t xml:space="preserve"> </w:t>
-            </w:r>
-            <w:proofErr w:type="spellStart"/>
-            <w:r>
-              <w:rPr>
-                <w:iCs/>
-                <w:color w:val="000000"/>
-                <w:lang w:val="en-ID"/>
-              </w:rPr>
-              <w:t>dari</w:t>
-            </w:r>
-            <w:proofErr w:type="spellEnd"/>
-            <w:r>
-              <w:rPr>
-                <w:iCs/>
-                <w:color w:val="000000"/>
-                <w:lang w:val="en-ID"/>
-              </w:rPr>
-              <w:t xml:space="preserve"> </w:t>
-            </w:r>
-            <w:r>
-              <w:rPr>
-                <w:iCs/>
-                <w:color w:val="000000"/>
-                <w:lang w:val="en-ID"/>
-              </w:rPr>
-              <w:t xml:space="preserve">API </w:t>
-            </w:r>
-            <w:r>
-              <w:rPr>
-                <w:iCs/>
-                <w:color w:val="000000"/>
-                <w:lang w:val="en-ID"/>
-              </w:rPr>
-              <w:t>Endpoint GET</w:t>
-            </w:r>
-            <w:r>
-              <w:rPr>
-                <w:iCs/>
-                <w:color w:val="000000"/>
-                <w:lang w:val="en-ID"/>
-              </w:rPr>
-              <w:t>/articles</w:t>
-            </w:r>
-          </w:p>
-          <w:p>
-            <w:pPr>
-              <w:widowControl w:val="0"/>
-              <w:pBdr>
-                <w:top w:val="nil"/>
-                <w:left w:val="nil"/>
-                <w:bottom w:val="nil"/>
-                <w:right w:val="nil"/>
-                <w:between w:val="nil"/>
-              </w:pBdr>
-              <w:rPr>
-                <w:i/>
-                <w:color w:val="808080" w:themeColor="background1" w:themeShade="80"/>
-              </w:rPr>
-            </w:pPr>
-            <w:r>
-              <w:rPr>
-                <w:i/>
-                <w:color w:val="808080" w:themeColor="background1" w:themeShade="80"/>
-              </w:rPr>
-              <w:t>(</w:t>
-            </w:r>
-            <w:proofErr w:type="spellStart"/>
-            <w:r>
-              <w:rPr>
-                <w:i/>
-                <w:color w:val="808080" w:themeColor="background1" w:themeShade="80"/>
-              </w:rPr>
-              <w:t>foto</w:t>
-            </w:r>
-            <w:proofErr w:type="spellEnd"/>
-            <w:r>
-              <w:rPr>
-                <w:i/>
-                <w:color w:val="808080" w:themeColor="background1" w:themeShade="80"/>
-              </w:rPr>
-              <w:t xml:space="preserve"> ss </w:t>
-            </w:r>
-            <w:r>
-              <w:rPr>
-                <w:i/>
-                <w:color w:val="808080" w:themeColor="background1" w:themeShade="80"/>
-              </w:rPr>
-              <w:t xml:space="preserve">file </w:t>
-            </w:r>
-            <w:proofErr w:type="spellStart"/>
-            <w:r>
-              <w:rPr>
-                <w:i/>
-                <w:color w:val="808080" w:themeColor="background1" w:themeShade="80"/>
-              </w:rPr>
-              <w:t>hasil</w:t>
-            </w:r>
-            <w:proofErr w:type="spellEnd"/>
-            <w:r>
-              <w:rPr>
-                <w:i/>
-                <w:color w:val="808080" w:themeColor="background1" w:themeShade="80"/>
-              </w:rPr>
-              <w:t xml:space="preserve"> scrape</w:t>
-            </w:r>
-            <w:r>
-              <w:rPr>
-                <w:i/>
-                <w:color w:val="808080" w:themeColor="background1" w:themeShade="80"/>
-              </w:rPr>
-              <w:t xml:space="preserve"> </w:t>
-            </w:r>
-            <w:proofErr w:type="spellStart"/>
-            <w:r>
-              <w:rPr>
-                <w:i/>
-                <w:color w:val="808080" w:themeColor="background1" w:themeShade="80"/>
-              </w:rPr>
-              <w:t>dari</w:t>
-            </w:r>
-            <w:proofErr w:type="spellEnd"/>
-            <w:r>
-              <w:rPr>
-                <w:i/>
-                <w:color w:val="808080" w:themeColor="background1" w:themeShade="80"/>
-              </w:rPr>
-              <w:t xml:space="preserve"> </w:t>
-            </w:r>
-            <w:proofErr w:type="spellStart"/>
-            <w:r>
-              <w:rPr>
-                <w:i/>
-                <w:color w:val="808080" w:themeColor="background1" w:themeShade="80"/>
-              </w:rPr>
-              <w:t>api</w:t>
-            </w:r>
-            <w:proofErr w:type="spellEnd"/>
-            <w:r>
-              <w:rPr>
-                <w:i/>
-                <w:color w:val="808080" w:themeColor="background1" w:themeShade="80"/>
-              </w:rPr>
-              <w:t>)</w:t>
-            </w:r>
-          </w:p>
-          <w:p>
-            <w:pPr>
-              <w:widowControl w:val="0"/>
-              <w:pBdr>
-                <w:top w:val="nil"/>
-                <w:left w:val="nil"/>
-                <w:bottom w:val="nil"/>
-                <w:right w:val="nil"/>
-                <w:between w:val="nil"/>
-              </w:pBdr>
-              <w:rPr>
-                <w:iCs/>
-                <w:color w:val="000000"/>
-              </w:rPr>
-            </w:pPr>
+              <w:lastRenderedPageBreak/>
+              <w:drawing>
+                <wp:inline distT="0" distB="0" distL="0" distR="0" wp14:anchorId="565AA80B" wp14:editId="1C1B1D0E">
+                  <wp:extent cx="4055768" cy="2538248"/>
+                  <wp:effectExtent l="0" t="0" r="1905" b="0"/>
+                  <wp:docPr id="663630394" name="Picture 1"/>
+                  <wp:cNvGraphicFramePr>
+                    <a:graphicFrameLocks xmlns:a="http://schemas.openxmlformats.org/drawingml/2006/main" noChangeAspect="1"/>
+                  </wp:cNvGraphicFramePr>
+                  <a:graphic xmlns:a="http://schemas.openxmlformats.org/drawingml/2006/main">
+                    <a:graphicData uri="http://schemas.openxmlformats.org/drawingml/2006/picture">
+                      <pic:pic xmlns:pic="http://schemas.openxmlformats.org/drawingml/2006/picture">
+                        <pic:nvPicPr>
+                          <pic:cNvPr id="663630394" name=""/>
+                          <pic:cNvPicPr/>
+                        </pic:nvPicPr>
+                        <pic:blipFill>
+                          <a:blip r:embed="rId10"/>
+                          <a:stretch>
+                            <a:fillRect/>
+                          </a:stretch>
+                        </pic:blipFill>
+                        <pic:spPr>
+                          <a:xfrm>
+                            <a:off x="0" y="0"/>
+                            <a:ext cx="4076104" cy="2550975"/>
+                          </a:xfrm>
+                          <a:prstGeom prst="rect">
+                            <a:avLst/>
+                          </a:prstGeom>
+                        </pic:spPr>
+                      </pic:pic>
+                    </a:graphicData>
+                  </a:graphic>
+                </wp:inline>
+              </w:drawing>
+            </w:r>
           </w:p>
           <w:p>
             <w:pPr>
@@ -1146,23 +1157,7 @@
                 <w:iCs/>
                 <w:color w:val="000000"/>
               </w:rPr>
-              <w:t xml:space="preserve">Airflow </w:t>
-            </w:r>
-            <w:proofErr w:type="spellStart"/>
-            <w:r>
-              <w:rPr>
-                <w:iCs/>
-                <w:color w:val="000000"/>
-              </w:rPr>
-              <w:t>Sukses</w:t>
-            </w:r>
-            <w:proofErr w:type="spellEnd"/>
-            <w:r>
-              <w:rPr>
-                <w:iCs/>
-                <w:color w:val="000000"/>
-              </w:rPr>
-              <w:t xml:space="preserve"> (</w:t>
+              <w:t>Airflow Sukses (</w:t>
             </w:r>
             <w:r>
               <w:rPr>
@@ -1201,38 +1196,20 @@
               </w:rPr>
               <w:t>(</w:t>
             </w:r>
-            <w:proofErr w:type="spellStart"/>
             <w:r>
               <w:rPr>
                 <w:i/>
                 <w:color w:val="808080" w:themeColor="background1" w:themeShade="80"/>
               </w:rPr>
-              <w:t>foto</w:t>
-            </w:r>
-            <w:proofErr w:type="spellEnd"/>
+              <w:t xml:space="preserve">foto ss </w:t>
+            </w:r>
             <w:r>
               <w:rPr>
                 <w:i/>
                 <w:color w:val="808080" w:themeColor="background1" w:themeShade="80"/>
               </w:rPr>
-              <w:t xml:space="preserve"> ss </w:t>
-            </w:r>
-            <w:r>
-              <w:rPr>
-                <w:i/>
-                <w:color w:val="808080" w:themeColor="background1" w:themeShade="80"/>
-              </w:rPr>
-              <w:t xml:space="preserve">airflow </w:t>
-            </w:r>
-            <w:proofErr w:type="spellStart"/>
-            <w:r>
-              <w:rPr>
-                <w:i/>
-                <w:color w:val="808080" w:themeColor="background1" w:themeShade="80"/>
-              </w:rPr>
-              <w:t>sukses</w:t>
-            </w:r>
-            <w:proofErr w:type="spellEnd"/>
+              <w:t>airflow sukses</w:t>
+            </w:r>
             <w:r>
               <w:rPr>
                 <w:i/>
@@ -1309,64 +1286,11 @@
         </w:numPr>
         <w:jc w:val="both"/>
       </w:pPr>
-      <w:proofErr w:type="spellStart"/>
       <w:r>
         <w:t>T</w:t>
       </w:r>
       <w:r>
-        <w:t>ampilkan</w:t>
-      </w:r>
-      <w:proofErr w:type="spellEnd"/>
-      <w:r>
-        <w:t xml:space="preserve"> </w:t>
-      </w:r>
-      <w:proofErr w:type="spellStart"/>
-      <w:r>
-        <w:t>judul</w:t>
-      </w:r>
-      <w:proofErr w:type="spellEnd"/>
-      <w:r>
-        <w:t xml:space="preserve"> </w:t>
-      </w:r>
-      <w:proofErr w:type="spellStart"/>
-      <w:r>
-        <w:t>artikel</w:t>
-      </w:r>
-      <w:proofErr w:type="spellEnd"/>
-      <w:r>
-        <w:t xml:space="preserve"> dan nama author yang </w:t>
-      </w:r>
-      <w:proofErr w:type="spellStart"/>
-      <w:r>
-        <w:t>sudah</w:t>
-      </w:r>
-      <w:proofErr w:type="spellEnd"/>
-      <w:r>
-        <w:t xml:space="preserve"> </w:t>
-      </w:r>
-      <w:proofErr w:type="spellStart"/>
-      <w:r>
-        <w:t>dibersihkan</w:t>
-      </w:r>
-      <w:proofErr w:type="spellEnd"/>
-      <w:r>
-        <w:t xml:space="preserve"> </w:t>
-      </w:r>
-      <w:proofErr w:type="spellStart"/>
-      <w:r>
-        <w:t>dari</w:t>
-      </w:r>
-      <w:proofErr w:type="spellEnd"/>
-      <w:r>
-        <w:t xml:space="preserve"> kata "By" di </w:t>
-      </w:r>
-      <w:proofErr w:type="spellStart"/>
-      <w:r>
-        <w:t>depannya</w:t>
-      </w:r>
-      <w:proofErr w:type="spellEnd"/>
-      <w:r>
-        <w:t>.</w:t>
+        <w:t>ampilkan judul artikel dan nama author yang sudah dibersihkan dari kata "By" di depannya.</w:t>
       </w:r>
     </w:p>
     <w:p>
@@ -1378,53 +1302,8 @@
         </w:numPr>
         <w:jc w:val="both"/>
       </w:pPr>
-      <w:proofErr w:type="spellStart"/>
       <w:r>
-        <w:t>Tampilkan</w:t>
-      </w:r>
-      <w:proofErr w:type="spellEnd"/>
-      <w:r>
-        <w:t xml:space="preserve"> 3 nama </w:t>
-      </w:r>
-      <w:proofErr w:type="spellStart"/>
-      <w:r>
-        <w:t>penulis</w:t>
-      </w:r>
-      <w:proofErr w:type="spellEnd"/>
-      <w:r>
-        <w:t xml:space="preserve"> yang paling </w:t>
-      </w:r>
-      <w:proofErr w:type="spellStart"/>
-      <w:r>
-        <w:t>sering</w:t>
-      </w:r>
-      <w:proofErr w:type="spellEnd"/>
-      <w:r>
-        <w:t xml:space="preserve"> </w:t>
-      </w:r>
-      <w:proofErr w:type="spellStart"/>
-      <w:r>
-        <w:t>muncul</w:t>
-      </w:r>
-      <w:proofErr w:type="spellEnd"/>
-      <w:r>
-        <w:t xml:space="preserve"> </w:t>
-      </w:r>
-      <w:proofErr w:type="spellStart"/>
-      <w:r>
-        <w:t>dalam</w:t>
-      </w:r>
-      <w:proofErr w:type="spellEnd"/>
-      <w:r>
-        <w:t xml:space="preserve"> database </w:t>
-      </w:r>
-      <w:proofErr w:type="spellStart"/>
-      <w:r>
-        <w:t>hasil</w:t>
-      </w:r>
-      <w:proofErr w:type="spellEnd"/>
-      <w:r>
-        <w:t xml:space="preserve"> scrape kalian.</w:t>
+        <w:t>Tampilkan 3 nama penulis yang paling sering muncul dalam database hasil scrape kalian.</w:t>
       </w:r>
     </w:p>
     <w:p>
@@ -1435,67 +1314,23 @@
           <w:numId w:val="13"/>
         </w:numPr>
         <w:jc w:val="both"/>
+        <w:rPr>
+          <w:lang w:val="de-DE"/>
+        </w:rPr>
       </w:pPr>
       <w:r>
-        <w:t xml:space="preserve">Cari </w:t>
+        <w:rPr>
+          <w:lang w:val="de-DE"/>
+        </w:rPr>
+        <w:t>Cari artikel yang mengandung kata kunci "AI", "Climate", atau "Security" pada judul atau deskripsi</w:t>
       </w:r>
-      <w:proofErr w:type="spellStart"/>
-      <w:r>
-        <w:t>artikel</w:t>
-      </w:r>
-      <w:proofErr w:type="spellEnd"/>
-      <w:r>
-        <w:t xml:space="preserve"> yang </w:t>
-      </w:r>
-      <w:proofErr w:type="spellStart"/>
-      <w:r>
-        <w:t>mengandung</w:t>
-      </w:r>
-      <w:proofErr w:type="spellEnd"/>
-      <w:r>
-        <w:t xml:space="preserve"> kata </w:t>
-      </w:r>
-      <w:proofErr w:type="spellStart"/>
-      <w:r>
-        <w:t>kunci</w:t>
-      </w:r>
-      <w:proofErr w:type="spellEnd"/>
-      <w:r>
-        <w:t xml:space="preserve"> "AI", "Climate", </w:t>
-      </w:r>
-      <w:proofErr w:type="spellStart"/>
-      <w:r>
-        <w:t>atau</w:t>
-      </w:r>
-      <w:proofErr w:type="spellEnd"/>
-      <w:r>
-        <w:t xml:space="preserve"> "Security" pada </w:t>
-      </w:r>
-      <w:proofErr w:type="spellStart"/>
-      <w:r>
-        <w:t>judul</w:t>
-      </w:r>
-      <w:proofErr w:type="spellEnd"/>
-      <w:r>
-        <w:t xml:space="preserve"> </w:t>
-      </w:r>
-      <w:proofErr w:type="spellStart"/>
-      <w:r>
-        <w:t>atau</w:t>
-      </w:r>
-      <w:proofErr w:type="spellEnd"/>
-      <w:r>
-        <w:t xml:space="preserve"> </w:t>
-      </w:r>
-      <w:proofErr w:type="spellStart"/>
-      <w:r>
-        <w:t>deskripsi</w:t>
-      </w:r>
-      <w:proofErr w:type="spellEnd"/>
     </w:p>
     <w:p>
       <w:pPr>
         <w:jc w:val="both"/>
+        <w:rPr>
+          <w:lang w:val="de-DE"/>
+        </w:rPr>
       </w:pPr>
     </w:p>
     <w:tbl>
@@ -1906,7 +1741,7 @@
       </w:pPr>
     </w:p>
     <w:sectPr>
-      <w:footerReference w:type="default" r:id="rId8"/>
+      <w:footerReference w:type="default" r:id="rId11"/>
       <w:pgSz w:w="12240" w:h="15840"/>
       <w:pgMar w:top="1134" w:right="1134" w:bottom="1134" w:left="1134" w:header="566" w:footer="566" w:gutter="0"/>
       <w:pgNumType w:start="1"/>
@@ -2998,6 +2833,119 @@
     </w:lvl>
   </w:abstractNum>
   <w:abstractNum w:abstractNumId="10" w15:restartNumberingAfterBreak="0">
+    <w:nsid w:val="5E3C79A8"/>
+    <w:multiLevelType w:val="hybridMultilevel"/>
+    <w:tmpl w:val="5B369FF4"/>
+    <w:lvl w:ilvl="0" w:tplc="BD6C582E">
+      <w:start w:val="1"/>
+      <w:numFmt w:val="bullet"/>
+      <w:lvlText w:val="-"/>
+      <w:lvlJc w:val="left"/>
+      <w:pPr>
+        <w:ind w:left="720" w:hanging="360"/>
+      </w:pPr>
+      <w:rPr>
+        <w:rFonts w:ascii="Times New Roman" w:eastAsia="Times New Roman" w:hAnsi="Times New Roman" w:cs="Times New Roman" w:hint="default"/>
+      </w:rPr>
+    </w:lvl>
+    <w:lvl w:ilvl="1" w:tplc="38090003" w:tentative="1">
+      <w:start w:val="1"/>
+      <w:numFmt w:val="bullet"/>
+      <w:lvlText w:val="o"/>
+      <w:lvlJc w:val="left"/>
+      <w:pPr>
+        <w:ind w:left="1440" w:hanging="360"/>
+      </w:pPr>
+      <w:rPr>
+        <w:rFonts w:ascii="Courier New" w:hAnsi="Courier New" w:cs="Courier New" w:hint="default"/>
+      </w:rPr>
+    </w:lvl>
+    <w:lvl w:ilvl="2" w:tplc="38090005" w:tentative="1">
+      <w:start w:val="1"/>
+      <w:numFmt w:val="bullet"/>
+      <w:lvlText w:val=""/>
+      <w:lvlJc w:val="left"/>
+      <w:pPr>
+        <w:ind w:left="2160" w:hanging="360"/>
+      </w:pPr>
+      <w:rPr>
+        <w:rFonts w:ascii="Wingdings" w:hAnsi="Wingdings" w:hint="default"/>
+      </w:rPr>
+    </w:lvl>
+    <w:lvl w:ilvl="3" w:tplc="38090001" w:tentative="1">
+      <w:start w:val="1"/>
+      <w:numFmt w:val="bullet"/>
+      <w:lvlText w:val=""/>
+      <w:lvlJc w:val="left"/>
+      <w:pPr>
+        <w:ind w:left="2880" w:hanging="360"/>
+      </w:pPr>
+      <w:rPr>
+        <w:rFonts w:ascii="Symbol" w:hAnsi="Symbol" w:hint="default"/>
+      </w:rPr>
+    </w:lvl>
+    <w:lvl w:ilvl="4" w:tplc="38090003" w:tentative="1">
+      <w:start w:val="1"/>
+      <w:numFmt w:val="bullet"/>
+      <w:lvlText w:val="o"/>
+      <w:lvlJc w:val="left"/>
+      <w:pPr>
+        <w:ind w:left="3600" w:hanging="360"/>
+      </w:pPr>
+      <w:rPr>
+        <w:rFonts w:ascii="Courier New" w:hAnsi="Courier New" w:cs="Courier New" w:hint="default"/>
+      </w:rPr>
+    </w:lvl>
+    <w:lvl w:ilvl="5" w:tplc="38090005" w:tentative="1">
+      <w:start w:val="1"/>
+      <w:numFmt w:val="bullet"/>
+      <w:lvlText w:val=""/>
+      <w:lvlJc w:val="left"/>
+      <w:pPr>
+        <w:ind w:left="4320" w:hanging="360"/>
+      </w:pPr>
+      <w:rPr>
+        <w:rFonts w:ascii="Wingdings" w:hAnsi="Wingdings" w:hint="default"/>
+      </w:rPr>
+    </w:lvl>
+    <w:lvl w:ilvl="6" w:tplc="38090001" w:tentative="1">
+      <w:start w:val="1"/>
+      <w:numFmt w:val="bullet"/>
+      <w:lvlText w:val=""/>
+      <w:lvlJc w:val="left"/>
+      <w:pPr>
+        <w:ind w:left="5040" w:hanging="360"/>
+      </w:pPr>
+      <w:rPr>
+        <w:rFonts w:ascii="Symbol" w:hAnsi="Symbol" w:hint="default"/>
+      </w:rPr>
+    </w:lvl>
+    <w:lvl w:ilvl="7" w:tplc="38090003" w:tentative="1">
+      <w:start w:val="1"/>
+      <w:numFmt w:val="bullet"/>
+      <w:lvlText w:val="o"/>
+      <w:lvlJc w:val="left"/>
+      <w:pPr>
+        <w:ind w:left="5760" w:hanging="360"/>
+      </w:pPr>
+      <w:rPr>
+        <w:rFonts w:ascii="Courier New" w:hAnsi="Courier New" w:cs="Courier New" w:hint="default"/>
+      </w:rPr>
+    </w:lvl>
+    <w:lvl w:ilvl="8" w:tplc="38090005" w:tentative="1">
+      <w:start w:val="1"/>
+      <w:numFmt w:val="bullet"/>
+      <w:lvlText w:val=""/>
+      <w:lvlJc w:val="left"/>
+      <w:pPr>
+        <w:ind w:left="6480" w:hanging="360"/>
+      </w:pPr>
+      <w:rPr>
+        <w:rFonts w:ascii="Wingdings" w:hAnsi="Wingdings" w:hint="default"/>
+      </w:rPr>
+    </w:lvl>
+  </w:abstractNum>
+  <w:abstractNum w:abstractNumId="11" w15:restartNumberingAfterBreak="0">
     <w:nsid w:val="6C746A3F"/>
     <w:multiLevelType w:val="hybridMultilevel"/>
     <w:tmpl w:val="12081C8A"/>
@@ -3111,7 +3059,7 @@
       </w:rPr>
     </w:lvl>
   </w:abstractNum>
-  <w:abstractNum w:abstractNumId="11" w15:restartNumberingAfterBreak="0">
+  <w:abstractNum w:abstractNumId="12" w15:restartNumberingAfterBreak="0">
     <w:nsid w:val="6CE551A0"/>
     <w:multiLevelType w:val="hybridMultilevel"/>
     <w:tmpl w:val="6D64FFAC"/>
@@ -3197,7 +3145,129 @@
       </w:pPr>
     </w:lvl>
   </w:abstractNum>
-  <w:abstractNum w:abstractNumId="12" w15:restartNumberingAfterBreak="0">
+  <w:abstractNum w:abstractNumId="13" w15:restartNumberingAfterBreak="0">
+    <w:nsid w:val="739440C5"/>
+    <w:multiLevelType w:val="multilevel"/>
+    <w:tmpl w:val="0644BC18"/>
+    <w:lvl w:ilvl="0">
+      <w:start w:val="1"/>
+      <w:numFmt w:val="decimal"/>
+      <w:lvlText w:val="%1"/>
+      <w:lvlJc w:val="left"/>
+      <w:pPr>
+        <w:ind w:left="360" w:hanging="360"/>
+      </w:pPr>
+      <w:rPr>
+        <w:rFonts w:hint="default"/>
+        <w:i w:val="0"/>
+      </w:rPr>
+    </w:lvl>
+    <w:lvl w:ilvl="1">
+      <w:start w:val="1"/>
+      <w:numFmt w:val="decimal"/>
+      <w:lvlText w:val="%1.%2"/>
+      <w:lvlJc w:val="left"/>
+      <w:pPr>
+        <w:ind w:left="360" w:hanging="360"/>
+      </w:pPr>
+      <w:rPr>
+        <w:rFonts w:hint="default"/>
+        <w:i w:val="0"/>
+      </w:rPr>
+    </w:lvl>
+    <w:lvl w:ilvl="2">
+      <w:start w:val="1"/>
+      <w:numFmt w:val="decimal"/>
+      <w:lvlText w:val="%1.%2.%3"/>
+      <w:lvlJc w:val="left"/>
+      <w:pPr>
+        <w:ind w:left="720" w:hanging="720"/>
+      </w:pPr>
+      <w:rPr>
+        <w:rFonts w:hint="default"/>
+        <w:i w:val="0"/>
+      </w:rPr>
+    </w:lvl>
+    <w:lvl w:ilvl="3">
+      <w:start w:val="1"/>
+      <w:numFmt w:val="decimal"/>
+      <w:lvlText w:val="%1.%2.%3.%4"/>
+      <w:lvlJc w:val="left"/>
+      <w:pPr>
+        <w:ind w:left="720" w:hanging="720"/>
+      </w:pPr>
+      <w:rPr>
+        <w:rFonts w:hint="default"/>
+        <w:i w:val="0"/>
+      </w:rPr>
+    </w:lvl>
+    <w:lvl w:ilvl="4">
+      <w:start w:val="1"/>
+      <w:numFmt w:val="decimal"/>
+      <w:lvlText w:val="%1.%2.%3.%4.%5"/>
+      <w:lvlJc w:val="left"/>
+      <w:pPr>
+        <w:ind w:left="1080" w:hanging="1080"/>
+      </w:pPr>
+      <w:rPr>
+        <w:rFonts w:hint="default"/>
+        <w:i w:val="0"/>
+      </w:rPr>
+    </w:lvl>
+    <w:lvl w:ilvl="5">
+      <w:start w:val="1"/>
+      <w:numFmt w:val="decimal"/>
+      <w:lvlText w:val="%1.%2.%3.%4.%5.%6"/>
+      <w:lvlJc w:val="left"/>
+      <w:pPr>
+        <w:ind w:left="1080" w:hanging="1080"/>
+      </w:pPr>
+      <w:rPr>
+        <w:rFonts w:hint="default"/>
+        <w:i w:val="0"/>
+      </w:rPr>
+    </w:lvl>
+    <w:lvl w:ilvl="6">
+      <w:start w:val="1"/>
+      <w:numFmt w:val="decimal"/>
+      <w:lvlText w:val="%1.%2.%3.%4.%5.%6.%7"/>
+      <w:lvlJc w:val="left"/>
+      <w:pPr>
+        <w:ind w:left="1440" w:hanging="1440"/>
+      </w:pPr>
+      <w:rPr>
+        <w:rFonts w:hint="default"/>
+        <w:i w:val="0"/>
+      </w:rPr>
+    </w:lvl>
+    <w:lvl w:ilvl="7">
+      <w:start w:val="1"/>
+      <w:numFmt w:val="decimal"/>
+      <w:lvlText w:val="%1.%2.%3.%4.%5.%6.%7.%8"/>
+      <w:lvlJc w:val="left"/>
+      <w:pPr>
+        <w:ind w:left="1440" w:hanging="1440"/>
+      </w:pPr>
+      <w:rPr>
+        <w:rFonts w:hint="default"/>
+        <w:i w:val="0"/>
+      </w:rPr>
+    </w:lvl>
+    <w:lvl w:ilvl="8">
+      <w:start w:val="1"/>
+      <w:numFmt w:val="decimal"/>
+      <w:lvlText w:val="%1.%2.%3.%4.%5.%6.%7.%8.%9"/>
+      <w:lvlJc w:val="left"/>
+      <w:pPr>
+        <w:ind w:left="1800" w:hanging="1800"/>
+      </w:pPr>
+      <w:rPr>
+        <w:rFonts w:hint="default"/>
+        <w:i w:val="0"/>
+      </w:rPr>
+    </w:lvl>
+  </w:abstractNum>
+  <w:abstractNum w:abstractNumId="14" w15:restartNumberingAfterBreak="0">
     <w:nsid w:val="77E9660A"/>
     <w:multiLevelType w:val="hybridMultilevel"/>
     <w:tmpl w:val="7FC4E2A6"/>
@@ -3299,10 +3369,10 @@
     <w:abstractNumId w:val="9"/>
   </w:num>
   <w:num w:numId="5" w16cid:durableId="1685785118">
-    <w:abstractNumId w:val="12"/>
+    <w:abstractNumId w:val="14"/>
   </w:num>
   <w:num w:numId="6" w16cid:durableId="2127842352">
-    <w:abstractNumId w:val="10"/>
+    <w:abstractNumId w:val="11"/>
   </w:num>
   <w:num w:numId="7" w16cid:durableId="1600403265">
     <w:abstractNumId w:val="7"/>
@@ -3323,7 +3393,13 @@
     <w:abstractNumId w:val="1"/>
   </w:num>
   <w:num w:numId="13" w16cid:durableId="425613977">
-    <w:abstractNumId w:val="11"/>
+    <w:abstractNumId w:val="12"/>
+  </w:num>
+  <w:num w:numId="14" w16cid:durableId="1083650506">
+    <w:abstractNumId w:val="13"/>
+  </w:num>
+  <w:num w:numId="15" w16cid:durableId="1118404411">
+    <w:abstractNumId w:val="10"/>
   </w:num>
 </w:numbering>
 </file>
@@ -3843,6 +3919,7 @@
   <w:style w:type="character" w:default="1" w:styleId="DefaultParagraphFont">
     <w:name w:val="Default Paragraph Font"/>
     <w:uiPriority w:val="1"/>
+    <w:semiHidden/>
     <w:unhideWhenUsed/>
   </w:style>
   <w:style w:type="table" w:default="1" w:styleId="TableNormal">
